--- a/Documents/Paper_HHO_Gravity_Rouzbehani.docx
+++ b/Documents/Paper_HHO_Gravity_Rouzbehani.docx
@@ -6436,7 +6436,7 @@
         <w:bidi/>
         <w:jc w:val="both"/>
         <w:rPr>
-          <w:rFonts w:cs="B Nazanin" w:hint="cs"/>
+          <w:rFonts w:cs="B Nazanin"/>
           <w:sz w:val="22"/>
           <w:szCs w:val="22"/>
           <w:rtl/>
@@ -7255,7 +7255,7 @@
         <w:bidi/>
         <w:jc w:val="both"/>
         <w:rPr>
-          <w:rFonts w:cs="B Nazanin" w:hint="cs"/>
+          <w:rFonts w:cs="B Nazanin"/>
           <w:sz w:val="22"/>
           <w:szCs w:val="22"/>
           <w:rtl/>
@@ -8229,7 +8229,7 @@
       <w:pPr>
         <w:pStyle w:val="Heading4"/>
         <w:rPr>
-          <w:rFonts w:cs="B Nazanin" w:hint="cs"/>
+          <w:rFonts w:cs="B Nazanin"/>
           <w:sz w:val="22"/>
           <w:rtl/>
         </w:rPr>
@@ -8250,7 +8250,7 @@
         <w:bidi/>
         <w:jc w:val="both"/>
         <w:rPr>
-          <w:rFonts w:cs="B Nazanin" w:hint="cs"/>
+          <w:rFonts w:cs="B Nazanin"/>
           <w:sz w:val="22"/>
           <w:szCs w:val="22"/>
           <w:rtl/>
@@ -8351,7 +8351,7 @@
         <w:pStyle w:val="NormalWeb"/>
         <w:jc w:val="both"/>
         <w:rPr>
-          <w:rFonts w:cs="B Nazanin" w:hint="cs"/>
+          <w:rFonts w:cs="B Nazanin"/>
           <w:sz w:val="22"/>
           <w:szCs w:val="22"/>
           <w:rtl/>
@@ -8441,7 +8441,23 @@
               <w:sz w:val="22"/>
               <w:szCs w:val="22"/>
             </w:rPr>
-            <m:t>=G⋅</m:t>
+            <m:t>=</m:t>
+          </m:r>
+          <m:r>
+            <w:rPr>
+              <w:rFonts w:ascii="Cambria Math" w:hAnsi="Cambria Math" w:cs="B Nazanin"/>
+              <w:sz w:val="22"/>
+              <w:szCs w:val="22"/>
+            </w:rPr>
+            <m:t>G</m:t>
+          </m:r>
+          <m:r>
+            <w:rPr>
+              <w:rFonts w:ascii="Cambria Math" w:hAnsi="Cambria Math" w:cs="B Nazanin"/>
+              <w:sz w:val="22"/>
+              <w:szCs w:val="22"/>
+            </w:rPr>
+            <m:t>⋅</m:t>
           </m:r>
           <m:f>
             <m:fPr>
@@ -8530,7 +8546,15 @@
               <w:sz w:val="22"/>
               <w:szCs w:val="22"/>
             </w:rPr>
-            <m:t>ρ⋅</m:t>
+            <m:t>ρ</m:t>
+          </m:r>
+          <m:r>
+            <w:rPr>
+              <w:rFonts w:ascii="Cambria Math" w:hAnsi="Cambria Math" w:cs="B Nazanin"/>
+              <w:sz w:val="22"/>
+              <w:szCs w:val="22"/>
+            </w:rPr>
+            <m:t>⋅</m:t>
           </m:r>
           <m:f>
             <m:fPr>
@@ -8742,7 +8766,23 @@
               <w:sz w:val="22"/>
               <w:szCs w:val="22"/>
             </w:rPr>
-            <m:t>=A⋅</m:t>
+            <m:t>=</m:t>
+          </m:r>
+          <m:r>
+            <w:rPr>
+              <w:rFonts w:ascii="Cambria Math" w:hAnsi="Cambria Math" w:cs="B Nazanin"/>
+              <w:sz w:val="22"/>
+              <w:szCs w:val="22"/>
+            </w:rPr>
+            <m:t>A</m:t>
+          </m:r>
+          <m:r>
+            <w:rPr>
+              <w:rFonts w:ascii="Cambria Math" w:hAnsi="Cambria Math" w:cs="B Nazanin"/>
+              <w:sz w:val="22"/>
+              <w:szCs w:val="22"/>
+            </w:rPr>
+            <m:t>⋅</m:t>
           </m:r>
           <m:f>
             <m:fPr>
@@ -8949,6 +8989,9 @@
             </m:den>
           </m:f>
           <m:r>
+            <m:rPr>
+              <m:sty m:val="p"/>
+            </m:rPr>
             <w:rPr>
               <w:rFonts w:ascii="Cambria Math" w:hAnsi="Cambria Math" w:cs="B Nazanin"/>
               <w:sz w:val="22"/>
@@ -9702,27 +9745,7 @@
           <w:szCs w:val="22"/>
           <w:rtl/>
         </w:rPr>
-        <w:t xml:space="preserve">تعریف </w:t>
-      </w:r>
-      <w:proofErr w:type="spellStart"/>
-      <w:r>
-        <w:rPr>
-          <w:rFonts w:cs="B Nazanin" w:hint="cs"/>
-          <w:sz w:val="22"/>
-          <w:szCs w:val="22"/>
-          <w:rtl/>
-        </w:rPr>
-        <w:t>می‌شود</w:t>
-      </w:r>
-      <w:proofErr w:type="spellEnd"/>
-      <w:r>
-        <w:rPr>
-          <w:rFonts w:cs="B Nazanin" w:hint="cs"/>
-          <w:sz w:val="22"/>
-          <w:szCs w:val="22"/>
-          <w:rtl/>
-        </w:rPr>
-        <w:t>.</w:t>
+        <w:t>تعریف می‌شود.</w:t>
       </w:r>
     </w:p>
     <w:p>
@@ -9870,7 +9893,7 @@
               <w:jc w:val="center"/>
               <w:cnfStyle w:val="100000000000" w:firstRow="1" w:lastRow="0" w:firstColumn="0" w:lastColumn="0" w:oddVBand="0" w:evenVBand="0" w:oddHBand="0" w:evenHBand="0" w:firstRowFirstColumn="0" w:firstRowLastColumn="0" w:lastRowFirstColumn="0" w:lastRowLastColumn="0"/>
               <w:rPr>
-                <w:rFonts w:cs="B Nazanin" w:hint="cs"/>
+                <w:rFonts w:cs="B Nazanin"/>
                 <w:b w:val="0"/>
                 <w:bCs w:val="0"/>
                 <w:sz w:val="22"/>
@@ -9934,7 +9957,7 @@
               <w:jc w:val="center"/>
               <w:cnfStyle w:val="100000000000" w:firstRow="1" w:lastRow="0" w:firstColumn="0" w:lastColumn="0" w:oddVBand="0" w:evenVBand="0" w:oddHBand="0" w:evenHBand="0" w:firstRowFirstColumn="0" w:firstRowLastColumn="0" w:lastRowFirstColumn="0" w:lastRowLastColumn="0"/>
               <w:rPr>
-                <w:rFonts w:cs="B Nazanin" w:hint="cs"/>
+                <w:rFonts w:cs="B Nazanin"/>
                 <w:b w:val="0"/>
                 <w:bCs w:val="0"/>
                 <w:sz w:val="22"/>
@@ -10093,7 +10116,7 @@
               <w:jc w:val="center"/>
               <w:cnfStyle w:val="000000100000" w:firstRow="0" w:lastRow="0" w:firstColumn="0" w:lastColumn="0" w:oddVBand="0" w:evenVBand="0" w:oddHBand="1" w:evenHBand="0" w:firstRowFirstColumn="0" w:firstRowLastColumn="0" w:lastRowFirstColumn="0" w:lastRowLastColumn="0"/>
               <w:rPr>
-                <w:rFonts w:cs="B Nazanin" w:hint="cs"/>
+                <w:rFonts w:cs="B Nazanin"/>
                 <w:sz w:val="22"/>
                 <w:szCs w:val="22"/>
                 <w:rtl/>
@@ -10158,7 +10181,55 @@
                 <w:sz w:val="22"/>
                 <w:szCs w:val="22"/>
               </w:rPr>
-              <w:t>[100,1000]</w:t>
+              <w:t>[</w:t>
+            </w:r>
+            <w:r>
+              <w:rPr>
+                <w:rFonts w:cs="B Nazanin"/>
+                <w:sz w:val="22"/>
+                <w:szCs w:val="22"/>
+              </w:rPr>
+              <w:t>-</w:t>
+            </w:r>
+            <w:r>
+              <w:rPr>
+                <w:rFonts w:cs="B Nazanin"/>
+                <w:sz w:val="22"/>
+                <w:szCs w:val="22"/>
+              </w:rPr>
+              <w:t>1</w:t>
+            </w:r>
+            <w:r>
+              <w:rPr>
+                <w:rFonts w:cs="B Nazanin"/>
+                <w:sz w:val="22"/>
+                <w:szCs w:val="22"/>
+              </w:rPr>
+              <w:t>2</w:t>
+            </w:r>
+            <w:r>
+              <w:rPr>
+                <w:rFonts w:cs="B Nazanin"/>
+                <w:sz w:val="22"/>
+                <w:szCs w:val="22"/>
+              </w:rPr>
+              <w:t>00,1</w:t>
+            </w:r>
+            <w:r>
+              <w:rPr>
+                <w:rFonts w:cs="B Nazanin"/>
+                <w:sz w:val="22"/>
+                <w:szCs w:val="22"/>
+              </w:rPr>
+              <w:t>2</w:t>
+            </w:r>
+            <w:r>
+              <w:rPr>
+                <w:rFonts w:cs="B Nazanin"/>
+                <w:sz w:val="22"/>
+                <w:szCs w:val="22"/>
+              </w:rPr>
+              <w:t>000]</w:t>
             </w:r>
           </w:p>
         </w:tc>
@@ -10173,7 +10244,7 @@
               <w:jc w:val="center"/>
               <w:cnfStyle w:val="000000100000" w:firstRow="0" w:lastRow="0" w:firstColumn="0" w:lastColumn="0" w:oddVBand="0" w:evenVBand="0" w:oddHBand="1" w:evenHBand="0" w:firstRowFirstColumn="0" w:firstRowLastColumn="0" w:lastRowFirstColumn="0" w:lastRowLastColumn="0"/>
               <w:rPr>
-                <w:rFonts w:cs="B Nazanin" w:hint="cs"/>
+                <w:rFonts w:cs="B Nazanin"/>
                 <w:sz w:val="22"/>
                 <w:szCs w:val="22"/>
                 <w:rtl/>
@@ -10302,7 +10373,7 @@
               <w:jc w:val="center"/>
               <w:cnfStyle w:val="000000000000" w:firstRow="0" w:lastRow="0" w:firstColumn="0" w:lastColumn="0" w:oddVBand="0" w:evenVBand="0" w:oddHBand="0" w:evenHBand="0" w:firstRowFirstColumn="0" w:firstRowLastColumn="0" w:lastRowFirstColumn="0" w:lastRowLastColumn="0"/>
               <w:rPr>
-                <w:rFonts w:cs="B Nazanin" w:hint="cs"/>
+                <w:rFonts w:cs="B Nazanin"/>
                 <w:sz w:val="22"/>
                 <w:szCs w:val="22"/>
                 <w:rtl/>
@@ -10433,7 +10504,7 @@
               <w:jc w:val="center"/>
               <w:cnfStyle w:val="000000100000" w:firstRow="0" w:lastRow="0" w:firstColumn="0" w:lastColumn="0" w:oddVBand="0" w:evenVBand="0" w:oddHBand="1" w:evenHBand="0" w:firstRowFirstColumn="0" w:firstRowLastColumn="0" w:lastRowFirstColumn="0" w:lastRowLastColumn="0"/>
               <w:rPr>
-                <w:rFonts w:cs="B Nazanin" w:hint="cs"/>
+                <w:rFonts w:cs="B Nazanin"/>
                 <w:sz w:val="22"/>
                 <w:szCs w:val="22"/>
                 <w:rtl/>
@@ -10487,7 +10558,7 @@
               <w:jc w:val="center"/>
               <w:cnfStyle w:val="000000100000" w:firstRow="0" w:lastRow="0" w:firstColumn="0" w:lastColumn="0" w:oddVBand="0" w:evenVBand="0" w:oddHBand="1" w:evenHBand="0" w:firstRowFirstColumn="0" w:firstRowLastColumn="0" w:lastRowFirstColumn="0" w:lastRowLastColumn="0"/>
               <w:rPr>
-                <w:rFonts w:cs="B Nazanin" w:hint="cs"/>
+                <w:rFonts w:cs="B Nazanin"/>
                 <w:sz w:val="22"/>
                 <w:szCs w:val="22"/>
                 <w:rtl/>
@@ -10601,7 +10672,7 @@
               <w:jc w:val="both"/>
               <w:cnfStyle w:val="000000000000" w:firstRow="0" w:lastRow="0" w:firstColumn="0" w:lastColumn="0" w:oddVBand="0" w:evenVBand="0" w:oddHBand="0" w:evenHBand="0" w:firstRowFirstColumn="0" w:firstRowLastColumn="0" w:lastRowFirstColumn="0" w:lastRowLastColumn="0"/>
               <w:rPr>
-                <w:rFonts w:cs="B Nazanin" w:hint="cs"/>
+                <w:rFonts w:cs="B Nazanin"/>
                 <w:sz w:val="22"/>
                 <w:szCs w:val="22"/>
                 <w:rtl/>
@@ -10616,16 +10687,7 @@
                     <w:szCs w:val="22"/>
                     <w:rtl/>
                   </w:rPr>
-                  <m:t>∆</m:t>
-                </m:r>
-                <m:r>
-                  <w:rPr>
-                    <w:rFonts w:ascii="Cambria Math" w:hAnsi="Cambria Math" w:cs="Cambria Math" w:hint="cs"/>
-                    <w:sz w:val="22"/>
-                    <w:szCs w:val="22"/>
-                    <w:rtl/>
-                  </w:rPr>
-                  <m:t>ρ</m:t>
+                  <m:t>∆ρ</m:t>
                 </m:r>
               </m:oMath>
             </m:oMathPara>
@@ -10986,7 +11048,7 @@
               <w:bidi/>
               <w:jc w:val="both"/>
               <w:rPr>
-                <w:rFonts w:cs="B Nazanin" w:hint="cs"/>
+                <w:rFonts w:cs="B Nazanin"/>
                 <w:sz w:val="22"/>
                 <w:szCs w:val="22"/>
                 <w:rtl/>
@@ -11040,7 +11102,7 @@
               <w:jc w:val="both"/>
               <w:cnfStyle w:val="000000000000" w:firstRow="0" w:lastRow="0" w:firstColumn="0" w:lastColumn="0" w:oddVBand="0" w:evenVBand="0" w:oddHBand="0" w:evenHBand="0" w:firstRowFirstColumn="0" w:firstRowLastColumn="0" w:lastRowFirstColumn="0" w:lastRowLastColumn="0"/>
               <w:rPr>
-                <w:rFonts w:cs="B Nazanin" w:hint="cs"/>
+                <w:rFonts w:cs="B Nazanin"/>
                 <w:i/>
                 <w:sz w:val="22"/>
                 <w:szCs w:val="22"/>
@@ -11110,7 +11172,7 @@
               <w:jc w:val="center"/>
               <w:cnfStyle w:val="000000000000" w:firstRow="0" w:lastRow="0" w:firstColumn="0" w:lastColumn="0" w:oddVBand="0" w:evenVBand="0" w:oddHBand="0" w:evenHBand="0" w:firstRowFirstColumn="0" w:firstRowLastColumn="0" w:lastRowFirstColumn="0" w:lastRowLastColumn="0"/>
               <w:rPr>
-                <w:rFonts w:cs="B Nazanin" w:hint="cs"/>
+                <w:rFonts w:cs="B Nazanin"/>
                 <w:sz w:val="22"/>
                 <w:szCs w:val="22"/>
               </w:rPr>
@@ -11137,7 +11199,7 @@
               <w:jc w:val="center"/>
               <w:cnfStyle w:val="000000000000" w:firstRow="0" w:lastRow="0" w:firstColumn="0" w:lastColumn="0" w:oddVBand="0" w:evenVBand="0" w:oddHBand="0" w:evenHBand="0" w:firstRowFirstColumn="0" w:firstRowLastColumn="0" w:lastRowFirstColumn="0" w:lastRowLastColumn="0"/>
               <w:rPr>
-                <w:rFonts w:cs="B Nazanin" w:hint="cs"/>
+                <w:rFonts w:cs="B Nazanin"/>
                 <w:sz w:val="22"/>
                 <w:szCs w:val="22"/>
                 <w:rtl/>
@@ -11183,7 +11245,15 @@
                     <w:sz w:val="22"/>
                     <w:szCs w:val="22"/>
                   </w:rPr>
-                  <m:t>∕kg</m:t>
+                  <m:t>∕</m:t>
+                </m:r>
+                <m:r>
+                  <w:rPr>
+                    <w:rFonts w:ascii="Cambria Math" w:hAnsi="Cambria Math" w:cs="B Nazanin"/>
+                    <w:sz w:val="22"/>
+                    <w:szCs w:val="22"/>
+                  </w:rPr>
+                  <m:t>kg</m:t>
                 </m:r>
                 <m:r>
                   <w:rPr>
@@ -11512,7 +11582,7 @@
         <w:bidi/>
         <w:jc w:val="center"/>
         <w:rPr>
-          <w:rFonts w:cs="B Nazanin" w:hint="cs"/>
+          <w:rFonts w:cs="B Nazanin"/>
           <w:sz w:val="22"/>
           <w:szCs w:val="22"/>
           <w:rtl/>
@@ -11635,7 +11705,7 @@
       <w:pPr>
         <w:pStyle w:val="Heading4"/>
         <w:rPr>
-          <w:rFonts w:cs="B Nazanin" w:hint="cs"/>
+          <w:rFonts w:cs="B Nazanin"/>
           <w:sz w:val="22"/>
           <w:rtl/>
         </w:rPr>
@@ -11670,7 +11740,7 @@
         <w:bidi/>
         <w:jc w:val="both"/>
         <w:rPr>
-          <w:rFonts w:cs="B Nazanin" w:hint="cs"/>
+          <w:rFonts w:cs="B Nazanin"/>
           <w:sz w:val="22"/>
           <w:szCs w:val="22"/>
           <w:rtl/>
@@ -11947,7 +12017,7 @@
         <w:pStyle w:val="NormalWeb"/>
         <w:jc w:val="center"/>
         <w:rPr>
-          <w:rFonts w:cs="B Nazanin" w:hint="cs"/>
+          <w:rFonts w:cs="B Nazanin"/>
           <w:sz w:val="22"/>
           <w:szCs w:val="22"/>
           <w:rtl/>
@@ -12053,15 +12123,7 @@
           <w:sz w:val="22"/>
           <w:szCs w:val="22"/>
         </w:rPr>
-        <w:t xml:space="preserve">              </w:t>
-      </w:r>
-      <w:r>
-        <w:rPr>
-          <w:rFonts w:cs="B Nazanin"/>
-          <w:sz w:val="22"/>
-          <w:szCs w:val="22"/>
-        </w:rPr>
-        <w:t>(2)</w:t>
+        <w:t xml:space="preserve">              (2)</w:t>
       </w:r>
       <w:r>
         <w:rPr>
@@ -12373,7 +12435,7 @@
       <w:pPr>
         <w:pStyle w:val="Heading4"/>
         <w:rPr>
-          <w:rFonts w:cs="B Nazanin" w:hint="cs"/>
+          <w:rFonts w:cs="B Nazanin"/>
           <w:sz w:val="22"/>
           <w:rtl/>
         </w:rPr>
@@ -12393,7 +12455,7 @@
         <w:bidi/>
         <w:jc w:val="both"/>
         <w:rPr>
-          <w:rFonts w:cs="B Nazanin" w:hint="cs"/>
+          <w:rFonts w:cs="B Nazanin"/>
           <w:sz w:val="22"/>
           <w:szCs w:val="22"/>
           <w:rtl/>
@@ -12661,7 +12723,7 @@
         <w:pStyle w:val="NormalWeb"/>
         <w:jc w:val="both"/>
         <w:rPr>
-          <w:rFonts w:cs="B Nazanin" w:hint="cs"/>
+          <w:rFonts w:cs="B Nazanin"/>
           <w:sz w:val="22"/>
           <w:szCs w:val="22"/>
           <w:rtl/>
@@ -12980,6 +13042,9 @@
             <m:t xml:space="preserve">         (3)</m:t>
           </m:r>
           <m:r>
+            <m:rPr>
+              <m:sty m:val="p"/>
+            </m:rPr>
             <w:rPr>
               <w:rFonts w:ascii="Cambria Math" w:hAnsi="Cambria Math" w:cs="B Nazanin"/>
               <w:sz w:val="22"/>
@@ -13236,7 +13301,7 @@
       <w:pPr>
         <w:pStyle w:val="Heading4"/>
         <w:rPr>
-          <w:rFonts w:cs="B Nazanin" w:hint="cs"/>
+          <w:rFonts w:cs="B Nazanin"/>
           <w:sz w:val="22"/>
           <w:rtl/>
         </w:rPr>
@@ -13256,7 +13321,7 @@
         <w:bidi/>
         <w:jc w:val="both"/>
         <w:rPr>
-          <w:rFonts w:cs="B Nazanin" w:hint="cs"/>
+          <w:rFonts w:cs="B Nazanin"/>
           <w:sz w:val="22"/>
           <w:szCs w:val="22"/>
           <w:rtl/>
@@ -13494,7 +13559,7 @@
         <w:bidi/>
         <w:jc w:val="both"/>
         <w:rPr>
-          <w:rFonts w:cs="B Nazanin" w:hint="cs"/>
+          <w:rFonts w:cs="B Nazanin"/>
           <w:sz w:val="22"/>
           <w:szCs w:val="22"/>
           <w:rtl/>
@@ -13713,7 +13778,7 @@
         <w:bidi/>
         <w:jc w:val="both"/>
         <w:rPr>
-          <w:rFonts w:cs="B Nazanin" w:hint="cs"/>
+          <w:rFonts w:cs="B Nazanin"/>
           <w:sz w:val="22"/>
           <w:szCs w:val="22"/>
           <w:rtl/>
@@ -13904,7 +13969,7 @@
         <w:bidi/>
         <w:jc w:val="both"/>
         <w:rPr>
-          <w:rFonts w:cs="B Nazanin" w:hint="cs"/>
+          <w:rFonts w:cs="B Nazanin"/>
           <w:sz w:val="22"/>
           <w:szCs w:val="22"/>
           <w:rtl/>
@@ -14575,7 +14640,7 @@
         <w:bidi/>
         <w:jc w:val="center"/>
         <w:rPr>
-          <w:rFonts w:cs="B Nazanin" w:hint="cs"/>
+          <w:rFonts w:cs="B Nazanin"/>
           <w:sz w:val="20"/>
           <w:szCs w:val="20"/>
           <w:rtl/>
@@ -15062,7 +15127,7 @@
               <w:jc w:val="center"/>
               <w:cnfStyle w:val="100000000000" w:firstRow="1" w:lastRow="0" w:firstColumn="0" w:lastColumn="0" w:oddVBand="0" w:evenVBand="0" w:oddHBand="0" w:evenHBand="0" w:firstRowFirstColumn="0" w:firstRowLastColumn="0" w:lastRowFirstColumn="0" w:lastRowLastColumn="0"/>
               <w:rPr>
-                <w:rFonts w:cs="B Nazanin" w:hint="cs"/>
+                <w:rFonts w:cs="B Nazanin"/>
                 <w:sz w:val="22"/>
                 <w:szCs w:val="22"/>
                 <w:rtl/>
@@ -15120,7 +15185,6 @@
               </w:rPr>
               <w:t>RMSE (</w:t>
             </w:r>
-            <w:proofErr w:type="spellStart"/>
             <m:oMath>
               <m:r>
                 <m:rPr>
@@ -15135,7 +15199,6 @@
                 <m:t>mGal</m:t>
               </m:r>
             </m:oMath>
-            <w:proofErr w:type="spellEnd"/>
             <w:r>
               <w:rPr>
                 <w:rFonts w:cs="B Nazanin"/>
@@ -15310,7 +15373,7 @@
                 <w:szCs w:val="22"/>
                 <w:lang w:bidi="ar-SA"/>
               </w:rPr>
-              <w:t>15.00</w:t>
+              <w:t>500</w:t>
             </w:r>
           </w:p>
         </w:tc>
@@ -15339,7 +15402,7 @@
                 <w:szCs w:val="22"/>
                 <w:lang w:bidi="ar-SA"/>
               </w:rPr>
-              <w:t>50.00</w:t>
+              <w:t>0.09</w:t>
             </w:r>
           </w:p>
         </w:tc>
@@ -15358,7 +15421,6 @@
                 <w:sz w:val="22"/>
                 <w:szCs w:val="22"/>
                 <w:rtl/>
-                <w:lang w:bidi="ar-SA"/>
               </w:rPr>
             </w:pPr>
             <w:r>
@@ -15368,7 +15430,7 @@
                 <w:szCs w:val="22"/>
                 <w:lang w:bidi="ar-SA"/>
               </w:rPr>
-              <w:t>1200.00</w:t>
+              <w:t>13978.55 </w:t>
             </w:r>
           </w:p>
         </w:tc>
@@ -15387,7 +15449,6 @@
                 <w:sz w:val="22"/>
                 <w:szCs w:val="22"/>
                 <w:rtl/>
-                <w:lang w:bidi="ar-SA"/>
               </w:rPr>
             </w:pPr>
             <w:r>
@@ -15395,9 +15456,8 @@
                 <w:rFonts w:cs="B Nazanin"/>
                 <w:sz w:val="22"/>
                 <w:szCs w:val="22"/>
-                <w:lang w:bidi="ar-SA"/>
-              </w:rPr>
-              <w:t>0.0000</w:t>
+              </w:rPr>
+              <w:t>0.000005 </w:t>
             </w:r>
           </w:p>
         </w:tc>
@@ -15544,7 +15604,7 @@
                 <w:szCs w:val="22"/>
                 <w:lang w:bidi="ar-SA"/>
               </w:rPr>
-              <w:t>15.08</w:t>
+              <w:t>490.27 </w:t>
             </w:r>
           </w:p>
         </w:tc>
@@ -15573,7 +15633,7 @@
                 <w:szCs w:val="22"/>
                 <w:lang w:bidi="ar-SA"/>
               </w:rPr>
-              <w:t>49.96</w:t>
+              <w:t>3.82</w:t>
             </w:r>
           </w:p>
         </w:tc>
@@ -15592,7 +15652,6 @@
                 <w:sz w:val="22"/>
                 <w:szCs w:val="22"/>
                 <w:rtl/>
-                <w:lang w:bidi="ar-SA"/>
               </w:rPr>
             </w:pPr>
             <w:r>
@@ -15602,7 +15661,7 @@
                 <w:szCs w:val="22"/>
                 <w:lang w:bidi="ar-SA"/>
               </w:rPr>
-              <w:t>1211.35</w:t>
+              <w:t>13237.50 </w:t>
             </w:r>
           </w:p>
         </w:tc>
@@ -15621,7 +15680,6 @@
                 <w:sz w:val="22"/>
                 <w:szCs w:val="22"/>
                 <w:rtl/>
-                <w:lang w:bidi="ar-SA"/>
               </w:rPr>
             </w:pPr>
             <w:r>
@@ -15629,9 +15687,8 @@
                 <w:rFonts w:cs="B Nazanin"/>
                 <w:sz w:val="22"/>
                 <w:szCs w:val="22"/>
-                <w:lang w:bidi="ar-SA"/>
-              </w:rPr>
-              <w:t>0.0178</w:t>
+              </w:rPr>
+              <w:t>0.00248 </w:t>
             </w:r>
           </w:p>
         </w:tc>
@@ -15650,7 +15707,6 @@
                 <w:sz w:val="22"/>
                 <w:szCs w:val="22"/>
                 <w:rtl/>
-                <w:lang w:bidi="ar-SA"/>
               </w:rPr>
             </w:pPr>
             <w:r>
@@ -15658,9 +15714,8 @@
                 <w:rFonts w:cs="B Nazanin"/>
                 <w:sz w:val="22"/>
                 <w:szCs w:val="22"/>
-                <w:lang w:bidi="ar-SA"/>
-              </w:rPr>
-              <w:t>0.9952</w:t>
+              </w:rPr>
+              <w:t>0.9803</w:t>
             </w:r>
           </w:p>
         </w:tc>
@@ -15771,7 +15826,6 @@
                 <w:sz w:val="22"/>
                 <w:szCs w:val="22"/>
                 <w:rtl/>
-                <w:lang w:bidi="ar-SA"/>
               </w:rPr>
             </w:pPr>
             <w:r>
@@ -15779,9 +15833,8 @@
                 <w:rFonts w:cs="B Nazanin"/>
                 <w:sz w:val="22"/>
                 <w:szCs w:val="22"/>
-                <w:lang w:bidi="ar-SA"/>
-              </w:rPr>
-              <w:t>15.21</w:t>
+              </w:rPr>
+              <w:t>491.09 </w:t>
             </w:r>
           </w:p>
         </w:tc>
@@ -15810,7 +15863,16 @@
                 <w:szCs w:val="22"/>
                 <w:lang w:bidi="ar-SA"/>
               </w:rPr>
-              <w:t>49.91</w:t>
+              <w:t>-</w:t>
+            </w:r>
+            <w:r>
+              <w:rPr>
+                <w:rFonts w:cs="B Nazanin"/>
+                <w:sz w:val="22"/>
+                <w:szCs w:val="22"/>
+                <w:lang w:bidi="ar-SA"/>
+              </w:rPr>
+              <w:t>16.46 </w:t>
             </w:r>
           </w:p>
         </w:tc>
@@ -15829,7 +15891,6 @@
                 <w:sz w:val="22"/>
                 <w:szCs w:val="22"/>
                 <w:rtl/>
-                <w:lang w:bidi="ar-SA"/>
               </w:rPr>
             </w:pPr>
             <w:r>
@@ -15837,9 +15898,8 @@
                 <w:rFonts w:cs="B Nazanin"/>
                 <w:sz w:val="22"/>
                 <w:szCs w:val="22"/>
-                <w:lang w:bidi="ar-SA"/>
-              </w:rPr>
-              <w:t>1230.12</w:t>
+              </w:rPr>
+              <w:t>13729.37 </w:t>
             </w:r>
           </w:p>
         </w:tc>
@@ -15858,7 +15918,6 @@
                 <w:sz w:val="22"/>
                 <w:szCs w:val="22"/>
                 <w:rtl/>
-                <w:lang w:bidi="ar-SA"/>
               </w:rPr>
             </w:pPr>
             <w:r>
@@ -15866,9 +15925,8 @@
                 <w:rFonts w:cs="B Nazanin"/>
                 <w:sz w:val="22"/>
                 <w:szCs w:val="22"/>
-                <w:lang w:bidi="ar-SA"/>
-              </w:rPr>
-              <w:t>0.0354</w:t>
+              </w:rPr>
+              <w:t>0.00500 </w:t>
             </w:r>
           </w:p>
         </w:tc>
@@ -15887,7 +15945,6 @@
                 <w:sz w:val="22"/>
                 <w:szCs w:val="22"/>
                 <w:rtl/>
-                <w:lang w:bidi="ar-SA"/>
               </w:rPr>
             </w:pPr>
             <w:r>
@@ -15895,9 +15952,8 @@
                 <w:rFonts w:cs="B Nazanin"/>
                 <w:sz w:val="22"/>
                 <w:szCs w:val="22"/>
-                <w:lang w:bidi="ar-SA"/>
-              </w:rPr>
-              <w:t>0.9821</w:t>
+              </w:rPr>
+              <w:t>0.9205</w:t>
             </w:r>
           </w:p>
         </w:tc>
@@ -16018,22 +16074,22 @@
       </w:r>
       <w:r>
         <w:rPr>
+          <w:rFonts w:cs="B Nazanin" w:hint="cs"/>
+          <w:sz w:val="22"/>
+          <w:szCs w:val="22"/>
+          <w:rtl/>
+        </w:rPr>
+        <w:t>200</w:t>
+      </w:r>
+      <w:r>
+        <w:rPr>
           <w:rFonts w:cs="B Nazanin"/>
           <w:sz w:val="22"/>
           <w:szCs w:val="22"/>
           <w:rtl/>
-        </w:rPr>
-        <w:t>۱۰۰</w:t>
-      </w:r>
-      <w:r>
-        <w:rPr>
-          <w:rFonts w:cs="B Nazanin"/>
-          <w:sz w:val="22"/>
-          <w:szCs w:val="22"/>
-          <w:rtl/>
           <w:lang w:bidi="ar-SA"/>
         </w:rPr>
-        <w:t xml:space="preserve"> تکرار در شکل (</w:t>
+        <w:t>تکرار در شکل (</w:t>
       </w:r>
       <w:r>
         <w:rPr>
@@ -16858,16 +16914,16 @@
         <w:tblLook w:val="04A0" w:firstRow="1" w:lastRow="0" w:firstColumn="1" w:lastColumn="0" w:noHBand="0" w:noVBand="1"/>
       </w:tblPr>
       <w:tblGrid>
-        <w:gridCol w:w="1132"/>
-        <w:gridCol w:w="1701"/>
-        <w:gridCol w:w="1842"/>
-        <w:gridCol w:w="2552"/>
-        <w:gridCol w:w="2401"/>
+        <w:gridCol w:w="1114"/>
+        <w:gridCol w:w="1799"/>
+        <w:gridCol w:w="2046"/>
+        <w:gridCol w:w="2410"/>
+        <w:gridCol w:w="2259"/>
       </w:tblGrid>
       <w:tr>
         <w:tc>
           <w:tcPr>
-            <w:tcW w:w="1132" w:type="dxa"/>
+            <w:tcW w:w="1114" w:type="dxa"/>
           </w:tcPr>
           <w:p>
             <w:pPr>
@@ -16875,7 +16931,7 @@
               <w:bidi/>
               <w:jc w:val="center"/>
               <w:rPr>
-                <w:rFonts w:cs="B Nazanin" w:hint="cs"/>
+                <w:rFonts w:cs="B Nazanin"/>
                 <w:sz w:val="22"/>
                 <w:szCs w:val="22"/>
                 <w:rtl/>
@@ -16897,7 +16953,7 @@
         </w:tc>
         <w:tc>
           <w:tcPr>
-            <w:tcW w:w="1701" w:type="dxa"/>
+            <w:tcW w:w="1799" w:type="dxa"/>
           </w:tcPr>
           <w:p>
             <w:pPr>
@@ -16905,7 +16961,7 @@
               <w:bidi/>
               <w:jc w:val="center"/>
               <w:rPr>
-                <w:rFonts w:cs="B Nazanin" w:hint="cs"/>
+                <w:rFonts w:cs="B Nazanin"/>
                 <w:sz w:val="22"/>
                 <w:szCs w:val="22"/>
                 <w:rtl/>
@@ -16936,7 +16992,7 @@
         </w:tc>
         <w:tc>
           <w:tcPr>
-            <w:tcW w:w="1842" w:type="dxa"/>
+            <w:tcW w:w="2046" w:type="dxa"/>
           </w:tcPr>
           <w:p>
             <w:pPr>
@@ -16944,7 +17000,7 @@
               <w:bidi/>
               <w:jc w:val="center"/>
               <w:rPr>
-                <w:rFonts w:cs="B Nazanin" w:hint="cs"/>
+                <w:rFonts w:cs="B Nazanin"/>
                 <w:sz w:val="22"/>
                 <w:szCs w:val="22"/>
                 <w:rtl/>
@@ -16993,7 +17049,16 @@
                   <w:szCs w:val="22"/>
                   <w:lang w:bidi="ar-SA"/>
                 </w:rPr>
-                <m:t>±σ</m:t>
+                <m:t>±</m:t>
+              </m:r>
+              <m:r>
+                <w:rPr>
+                  <w:rFonts w:ascii="Cambria Math" w:hAnsi="Cambria Math" w:cs="B Nazanin"/>
+                  <w:sz w:val="22"/>
+                  <w:szCs w:val="22"/>
+                  <w:lang w:bidi="ar-SA"/>
+                </w:rPr>
+                <m:t>σ</m:t>
               </m:r>
             </m:oMath>
             <w:r>
@@ -17009,7 +17074,7 @@
         </w:tc>
         <w:tc>
           <w:tcPr>
-            <w:tcW w:w="2552" w:type="dxa"/>
+            <w:tcW w:w="2410" w:type="dxa"/>
           </w:tcPr>
           <w:p>
             <w:pPr>
@@ -17017,7 +17082,7 @@
               <w:bidi/>
               <w:ind w:firstLine="720"/>
               <w:rPr>
-                <w:rFonts w:cs="B Nazanin" w:hint="cs"/>
+                <w:rFonts w:cs="B Nazanin"/>
                 <w:sz w:val="22"/>
                 <w:szCs w:val="22"/>
                 <w:rtl/>
@@ -17119,7 +17184,7 @@
         </w:tc>
         <w:tc>
           <w:tcPr>
-            <w:tcW w:w="2401" w:type="dxa"/>
+            <w:tcW w:w="2259" w:type="dxa"/>
           </w:tcPr>
           <w:p>
             <w:pPr>
@@ -17127,7 +17192,7 @@
               <w:bidi/>
               <w:jc w:val="center"/>
               <w:rPr>
-                <w:rFonts w:cs="B Nazanin" w:hint="cs"/>
+                <w:rFonts w:cs="B Nazanin"/>
                 <w:sz w:val="22"/>
                 <w:szCs w:val="22"/>
                 <w:rtl/>
@@ -17184,7 +17249,7 @@
       <w:tr>
         <w:tc>
           <w:tcPr>
-            <w:tcW w:w="1132" w:type="dxa"/>
+            <w:tcW w:w="1114" w:type="dxa"/>
           </w:tcPr>
           <w:p>
             <w:pPr>
@@ -17192,7 +17257,7 @@
               <w:bidi/>
               <w:jc w:val="both"/>
               <w:rPr>
-                <w:rFonts w:cs="B Nazanin" w:hint="cs"/>
+                <w:rFonts w:cs="B Nazanin"/>
                 <w:sz w:val="22"/>
                 <w:szCs w:val="22"/>
                 <w:rtl/>
@@ -17221,7 +17286,7 @@
         </w:tc>
         <w:tc>
           <w:tcPr>
-            <w:tcW w:w="1701" w:type="dxa"/>
+            <w:tcW w:w="1799" w:type="dxa"/>
           </w:tcPr>
           <w:p>
             <w:pPr>
@@ -17229,31 +17294,55 @@
               <w:bidi/>
               <w:jc w:val="both"/>
               <w:rPr>
-                <w:rFonts w:cs="B Nazanin" w:hint="cs"/>
+                <w:rFonts w:cs="B Nazanin"/>
                 <w:sz w:val="22"/>
                 <w:szCs w:val="22"/>
                 <w:rtl/>
+              </w:rPr>
+            </w:pPr>
+            <w:r>
+              <w:rPr>
+                <w:rFonts w:ascii="Cambria Math" w:hAnsi="Cambria Math" w:cs="B Nazanin"/>
+                <w:i/>
+                <w:sz w:val="22"/>
+                <w:szCs w:val="22"/>
                 <w:lang w:bidi="ar-SA"/>
               </w:rPr>
-            </w:pPr>
-            <m:oMathPara>
-              <m:oMath>
-                <m:r>
-                  <w:rPr>
-                    <w:rFonts w:ascii="Cambria Math" w:hAnsi="Cambria Math" w:cs="B Nazanin"/>
-                    <w:sz w:val="22"/>
-                    <w:szCs w:val="22"/>
-                    <w:lang w:bidi="ar-SA"/>
-                  </w:rPr>
-                  <m:t>15.00±0.00</m:t>
-                </m:r>
-              </m:oMath>
-            </m:oMathPara>
+              <w:t>495.90±22.42 m</w:t>
+            </w:r>
           </w:p>
         </w:tc>
         <w:tc>
           <w:tcPr>
-            <w:tcW w:w="1842" w:type="dxa"/>
+            <w:tcW w:w="2046" w:type="dxa"/>
+          </w:tcPr>
+          <w:p>
+            <w:pPr>
+              <w:pStyle w:val="NormalWeb"/>
+              <w:bidi/>
+              <w:jc w:val="center"/>
+              <w:rPr>
+                <w:rFonts w:cs="B Nazanin"/>
+                <w:sz w:val="22"/>
+                <w:szCs w:val="22"/>
+                <w:rtl/>
+              </w:rPr>
+            </w:pPr>
+            <w:r>
+              <w:rPr>
+                <w:rFonts w:ascii="Cambria Math" w:hAnsi="Cambria Math" w:cs="B Nazanin"/>
+                <w:i/>
+                <w:sz w:val="22"/>
+                <w:szCs w:val="22"/>
+                <w:lang w:bidi="ar-SA"/>
+              </w:rPr>
+              <w:t>0.18±2.73 m</w:t>
+            </w:r>
+          </w:p>
+        </w:tc>
+        <w:tc>
+          <w:tcPr>
+            <w:tcW w:w="2410" w:type="dxa"/>
           </w:tcPr>
           <w:p>
             <w:pPr>
@@ -17261,39 +17350,7 @@
               <w:bidi/>
               <w:jc w:val="both"/>
               <w:rPr>
-                <w:rFonts w:cs="B Nazanin" w:hint="cs"/>
-                <w:sz w:val="22"/>
-                <w:szCs w:val="22"/>
-                <w:rtl/>
-                <w:lang w:bidi="ar-SA"/>
-              </w:rPr>
-            </w:pPr>
-            <m:oMathPara>
-              <m:oMath>
-                <m:r>
-                  <w:rPr>
-                    <w:rFonts w:ascii="Cambria Math" w:hAnsi="Cambria Math" w:cs="B Nazanin"/>
-                    <w:sz w:val="22"/>
-                    <w:szCs w:val="22"/>
-                    <w:lang w:bidi="ar-SA"/>
-                  </w:rPr>
-                  <m:t>50.00±0.00</m:t>
-                </m:r>
-              </m:oMath>
-            </m:oMathPara>
-          </w:p>
-        </w:tc>
-        <w:tc>
-          <w:tcPr>
-            <w:tcW w:w="2552" w:type="dxa"/>
-          </w:tcPr>
-          <w:p>
-            <w:pPr>
-              <w:pStyle w:val="NormalWeb"/>
-              <w:bidi/>
-              <w:jc w:val="both"/>
-              <w:rPr>
-                <w:rFonts w:cs="B Nazanin" w:hint="cs"/>
+                <w:rFonts w:cs="B Nazanin"/>
                 <w:sz w:val="22"/>
                 <w:szCs w:val="22"/>
                 <w:rtl/>
@@ -17315,7 +17372,7 @@
         </w:tc>
         <w:tc>
           <w:tcPr>
-            <w:tcW w:w="2401" w:type="dxa"/>
+            <w:tcW w:w="2259" w:type="dxa"/>
           </w:tcPr>
           <w:p>
             <w:pPr>
@@ -17323,11 +17380,10 @@
               <w:bidi/>
               <w:jc w:val="both"/>
               <w:rPr>
-                <w:rFonts w:cs="B Nazanin" w:hint="cs"/>
+                <w:rFonts w:cs="B Nazanin"/>
                 <w:sz w:val="22"/>
                 <w:szCs w:val="22"/>
                 <w:rtl/>
-                <w:lang w:bidi="ar-SA"/>
               </w:rPr>
             </w:pPr>
             <w:r>
@@ -17337,7 +17393,7 @@
                 <w:szCs w:val="22"/>
                 <w:lang w:bidi="ar-SA"/>
               </w:rPr>
-              <w:t>0.0000±0.000</w:t>
+              <w:t>13765.55±1162.25</w:t>
             </w:r>
           </w:p>
         </w:tc>
@@ -17345,7 +17401,7 @@
       <w:tr>
         <w:tc>
           <w:tcPr>
-            <w:tcW w:w="1132" w:type="dxa"/>
+            <w:tcW w:w="1114" w:type="dxa"/>
           </w:tcPr>
           <w:p>
             <w:pPr>
@@ -17353,7 +17409,7 @@
               <w:bidi/>
               <w:jc w:val="both"/>
               <w:rPr>
-                <w:rFonts w:cs="B Nazanin" w:hint="cs"/>
+                <w:rFonts w:cs="B Nazanin"/>
                 <w:sz w:val="22"/>
                 <w:szCs w:val="22"/>
                 <w:rtl/>
@@ -17382,7 +17438,7 @@
         </w:tc>
         <w:tc>
           <w:tcPr>
-            <w:tcW w:w="1701" w:type="dxa"/>
+            <w:tcW w:w="1799" w:type="dxa"/>
           </w:tcPr>
           <w:p>
             <w:pPr>
@@ -17390,29 +17446,25 @@
               <w:bidi/>
               <w:jc w:val="both"/>
               <w:rPr>
-                <w:rFonts w:cs="B Nazanin" w:hint="cs"/>
+                <w:rFonts w:cs="B Nazanin"/>
                 <w:sz w:val="22"/>
                 <w:szCs w:val="22"/>
                 <w:rtl/>
               </w:rPr>
             </w:pPr>
-            <m:oMathPara>
-              <m:oMath>
-                <m:r>
-                  <w:rPr>
-                    <w:rFonts w:ascii="Cambria Math" w:hAnsi="Cambria Math" w:cs="B Nazanin"/>
-                    <w:sz w:val="22"/>
-                    <w:szCs w:val="22"/>
-                  </w:rPr>
-                  <m:t>15.05±0.11</m:t>
-                </m:r>
-              </m:oMath>
-            </m:oMathPara>
+            <w:r>
+              <w:rPr>
+                <w:rFonts w:cs="B Nazanin"/>
+                <w:sz w:val="22"/>
+                <w:szCs w:val="22"/>
+              </w:rPr>
+              <w:t>486.57±19.27 m</w:t>
+            </w:r>
           </w:p>
         </w:tc>
         <w:tc>
           <w:tcPr>
-            <w:tcW w:w="1842" w:type="dxa"/>
+            <w:tcW w:w="2046" w:type="dxa"/>
           </w:tcPr>
           <w:p>
             <w:pPr>
@@ -17420,11 +17472,10 @@
               <w:bidi/>
               <w:jc w:val="center"/>
               <w:rPr>
-                <w:rFonts w:cs="B Nazanin" w:hint="cs"/>
+                <w:rFonts w:cs="B Nazanin"/>
                 <w:sz w:val="22"/>
                 <w:szCs w:val="22"/>
                 <w:rtl/>
-                <w:lang w:bidi="ar-SA"/>
               </w:rPr>
             </w:pPr>
             <w:r>
@@ -17434,13 +17485,13 @@
                 <w:szCs w:val="22"/>
                 <w:lang w:bidi="ar-SA"/>
               </w:rPr>
-              <w:t>49.98±0.04</w:t>
+              <w:t>3.82±2.16 m</w:t>
             </w:r>
           </w:p>
         </w:tc>
         <w:tc>
           <w:tcPr>
-            <w:tcW w:w="2552" w:type="dxa"/>
+            <w:tcW w:w="2410" w:type="dxa"/>
           </w:tcPr>
           <w:p>
             <w:pPr>
@@ -17448,7 +17499,7 @@
               <w:bidi/>
               <w:jc w:val="both"/>
               <w:rPr>
-                <w:rFonts w:cs="B Nazanin" w:hint="cs"/>
+                <w:rFonts w:cs="B Nazanin"/>
                 <w:sz w:val="22"/>
                 <w:szCs w:val="22"/>
                 <w:rtl/>
@@ -17468,7 +17519,7 @@
         </w:tc>
         <w:tc>
           <w:tcPr>
-            <w:tcW w:w="2401" w:type="dxa"/>
+            <w:tcW w:w="2259" w:type="dxa"/>
           </w:tcPr>
           <w:p>
             <w:pPr>
@@ -17476,7 +17527,7 @@
               <w:bidi/>
               <w:jc w:val="both"/>
               <w:rPr>
-                <w:rFonts w:cs="B Nazanin" w:hint="cs"/>
+                <w:rFonts w:cs="B Nazanin"/>
                 <w:sz w:val="22"/>
                 <w:szCs w:val="22"/>
                 <w:rtl/>
@@ -17498,7 +17549,7 @@
       <w:tr>
         <w:tc>
           <w:tcPr>
-            <w:tcW w:w="1132" w:type="dxa"/>
+            <w:tcW w:w="1114" w:type="dxa"/>
           </w:tcPr>
           <w:p>
             <w:pPr>
@@ -17506,7 +17557,7 @@
               <w:bidi/>
               <w:jc w:val="both"/>
               <w:rPr>
-                <w:rFonts w:cs="B Nazanin" w:hint="cs"/>
+                <w:rFonts w:cs="B Nazanin"/>
                 <w:sz w:val="22"/>
                 <w:szCs w:val="22"/>
                 <w:rtl/>
@@ -17535,7 +17586,7 @@
         </w:tc>
         <w:tc>
           <w:tcPr>
-            <w:tcW w:w="1701" w:type="dxa"/>
+            <w:tcW w:w="1799" w:type="dxa"/>
           </w:tcPr>
           <w:p>
             <w:pPr>
@@ -17543,11 +17594,10 @@
               <w:bidi/>
               <w:jc w:val="center"/>
               <w:rPr>
-                <w:rFonts w:cs="B Nazanin" w:hint="cs"/>
+                <w:rFonts w:cs="B Nazanin"/>
                 <w:sz w:val="22"/>
                 <w:szCs w:val="22"/>
                 <w:rtl/>
-                <w:lang w:bidi="ar-SA"/>
               </w:rPr>
             </w:pPr>
             <w:r>
@@ -17557,13 +17607,13 @@
                 <w:szCs w:val="22"/>
                 <w:lang w:bidi="ar-SA"/>
               </w:rPr>
-              <w:t>15.14±0.22</w:t>
+              <w:t>490.91±0.90 m</w:t>
             </w:r>
           </w:p>
         </w:tc>
         <w:tc>
           <w:tcPr>
-            <w:tcW w:w="1842" w:type="dxa"/>
+            <w:tcW w:w="2046" w:type="dxa"/>
           </w:tcPr>
           <w:p>
             <w:pPr>
@@ -17571,11 +17621,10 @@
               <w:bidi/>
               <w:jc w:val="center"/>
               <w:rPr>
-                <w:rFonts w:cs="B Nazanin" w:hint="cs"/>
+                <w:rFonts w:cs="B Nazanin"/>
                 <w:sz w:val="22"/>
                 <w:szCs w:val="22"/>
                 <w:rtl/>
-                <w:lang w:bidi="ar-SA"/>
               </w:rPr>
             </w:pPr>
             <w:r>
@@ -17585,13 +17634,13 @@
                 <w:szCs w:val="22"/>
                 <w:lang w:bidi="ar-SA"/>
               </w:rPr>
-              <w:t>49.94±0.08</w:t>
+              <w:t>−15.32±3.18 m</w:t>
             </w:r>
           </w:p>
         </w:tc>
         <w:tc>
           <w:tcPr>
-            <w:tcW w:w="2552" w:type="dxa"/>
+            <w:tcW w:w="2410" w:type="dxa"/>
           </w:tcPr>
           <w:p>
             <w:pPr>
@@ -17599,7 +17648,7 @@
               <w:bidi/>
               <w:jc w:val="both"/>
               <w:rPr>
-                <w:rFonts w:cs="B Nazanin" w:hint="cs"/>
+                <w:rFonts w:cs="B Nazanin"/>
                 <w:sz w:val="22"/>
                 <w:szCs w:val="22"/>
                 <w:rtl/>
@@ -17623,7 +17672,7 @@
         </w:tc>
         <w:tc>
           <w:tcPr>
-            <w:tcW w:w="2401" w:type="dxa"/>
+            <w:tcW w:w="2259" w:type="dxa"/>
           </w:tcPr>
           <w:p>
             <w:pPr>
@@ -17631,7 +17680,7 @@
               <w:bidi/>
               <w:jc w:val="both"/>
               <w:rPr>
-                <w:rFonts w:cs="B Nazanin" w:hint="cs"/>
+                <w:rFonts w:cs="B Nazanin"/>
                 <w:sz w:val="22"/>
                 <w:szCs w:val="22"/>
                 <w:rtl/>
@@ -18139,7 +18188,7 @@
         <w:bidi/>
         <w:jc w:val="both"/>
         <w:rPr>
-          <w:rFonts w:cs="B Nazanin" w:hint="cs"/>
+          <w:rFonts w:cs="B Nazanin"/>
           <w:sz w:val="22"/>
           <w:szCs w:val="22"/>
           <w:rtl/>
@@ -22276,7 +22325,6 @@
     <w:p>
       <w:pPr>
         <w:rPr>
-          <w:rFonts w:hint="cs"/>
           <w:lang w:bidi="fa-IR"/>
         </w:rPr>
       </w:pPr>
@@ -25658,7 +25706,7 @@
           <w:lang w:bidi="fa-IR"/>
         </w:rPr>
         <w:drawing>
-          <wp:inline distT="0" distB="0" distL="0" distR="0" wp14:anchorId="30C28341" wp14:editId="7123459E">
+          <wp:inline distT="0" distB="0" distL="0" distR="0" wp14:anchorId="30C28341" wp14:editId="4C494184">
             <wp:extent cx="5367655" cy="1330325"/>
             <wp:effectExtent l="0" t="0" r="0" b="0"/>
             <wp:docPr id="582" name="Picture 582"/>
@@ -29880,12 +29928,9 @@
       </w:pPr>
     </w:p>
     <w:sectPr>
-      <w:headerReference w:type="even" r:id="rId16"/>
-      <w:headerReference w:type="default" r:id="rId17"/>
-      <w:footerReference w:type="even" r:id="rId18"/>
-      <w:footerReference w:type="default" r:id="rId19"/>
-      <w:headerReference w:type="first" r:id="rId20"/>
-      <w:footerReference w:type="first" r:id="rId21"/>
+      <w:headerReference w:type="default" r:id="rId16"/>
+      <w:footerReference w:type="even" r:id="rId17"/>
+      <w:footerReference w:type="default" r:id="rId18"/>
       <w:endnotePr>
         <w:numFmt w:val="decimal"/>
       </w:endnotePr>
@@ -30126,16 +30171,6 @@
 </w:ftr>
 </file>
 
-<file path=word/footer3.xml><?xml version="1.0" encoding="utf-8"?>
-<w:ftr xmlns:wpc="http://schemas.microsoft.com/office/word/2010/wordprocessingCanvas" xmlns:cx="http://schemas.microsoft.com/office/drawing/2014/chartex" xmlns:cx1="http://schemas.microsoft.com/office/drawing/2015/9/8/chartex" xmlns:cx2="http://schemas.microsoft.com/office/drawing/2015/10/21/chartex" xmlns:cx3="http://schemas.microsoft.com/office/drawing/2016/5/9/chartex" xmlns:cx4="http://schemas.microsoft.com/office/drawing/2016/5/10/chartex" xmlns:cx5="http://schemas.microsoft.com/office/drawing/2016/5/11/chartex" xmlns:cx6="http://schemas.microsoft.com/office/drawing/2016/5/12/chartex" xmlns:cx7="http://schemas.microsoft.com/office/drawing/2016/5/13/chartex" xmlns:cx8="http://schemas.microsoft.com/office/drawing/2016/5/14/chartex" xmlns:mc="http://schemas.openxmlformats.org/markup-compatibility/2006" xmlns:aink="http://schemas.microsoft.com/office/drawing/2016/ink" xmlns:am3d="http://schemas.microsoft.com/office/drawing/2017/model3d" xmlns:o="urn:schemas-microsoft-com:office:office" xmlns:oel="http://schemas.microsoft.com/office/2019/extlst" xmlns:r="http://schemas.openxmlformats.org/officeDocument/2006/relationships" xmlns:m="http://schemas.openxmlformats.org/officeDocument/2006/math" xmlns:v="urn:schemas-microsoft-com:vml" xmlns:wp14="http://schemas.microsoft.com/office/word/2010/wordprocessingDrawing" xmlns:wp="http://schemas.openxmlformats.org/drawingml/2006/wordprocessingDrawing" xmlns:w10="urn:schemas-microsoft-com:office:word" xmlns:w="http://schemas.openxmlformats.org/wordprocessingml/2006/main" xmlns:w14="http://schemas.microsoft.com/office/word/2010/wordml" xmlns:w15="http://schemas.microsoft.com/office/word/2012/wordml" xmlns:w16cex="http://schemas.microsoft.com/office/word/2018/wordml/cex" xmlns:w16cid="http://schemas.microsoft.com/office/word/2016/wordml/cid" xmlns:w16="http://schemas.microsoft.com/office/word/2018/wordml" xmlns:w16du="http://schemas.microsoft.com/office/word/2023/wordml/word16du" xmlns:w16sdtdh="http://schemas.microsoft.com/office/word/2020/wordml/sdtdatahash" xmlns:w16sdtfl="http://schemas.microsoft.com/office/word/2024/wordml/sdtformatlock" xmlns:w16se="http://schemas.microsoft.com/office/word/2015/wordml/symex" xmlns:wpg="http://schemas.microsoft.com/office/word/2010/wordprocessingGroup" xmlns:wpi="http://schemas.microsoft.com/office/word/2010/wordprocessingInk" xmlns:wne="http://schemas.microsoft.com/office/word/2006/wordml" xmlns:wps="http://schemas.microsoft.com/office/word/2010/wordprocessingShape" mc:Ignorable="w14 w15 w16se w16cid w16 w16cex w16sdtdh w16sdtfl w16du wp14">
-  <w:p>
-    <w:pPr>
-      <w:pStyle w:val="Footer"/>
-    </w:pPr>
-  </w:p>
-</w:ftr>
-</file>
-
 <file path=word/footnotes.xml><?xml version="1.0" encoding="utf-8"?>
 <w:footnotes xmlns:wpc="http://schemas.microsoft.com/office/word/2010/wordprocessingCanvas" xmlns:cx="http://schemas.microsoft.com/office/drawing/2014/chartex" xmlns:cx1="http://schemas.microsoft.com/office/drawing/2015/9/8/chartex" xmlns:cx2="http://schemas.microsoft.com/office/drawing/2015/10/21/chartex" xmlns:cx3="http://schemas.microsoft.com/office/drawing/2016/5/9/chartex" xmlns:cx4="http://schemas.microsoft.com/office/drawing/2016/5/10/chartex" xmlns:cx5="http://schemas.microsoft.com/office/drawing/2016/5/11/chartex" xmlns:cx6="http://schemas.microsoft.com/office/drawing/2016/5/12/chartex" xmlns:cx7="http://schemas.microsoft.com/office/drawing/2016/5/13/chartex" xmlns:cx8="http://schemas.microsoft.com/office/drawing/2016/5/14/chartex" xmlns:mc="http://schemas.openxmlformats.org/markup-compatibility/2006" xmlns:aink="http://schemas.microsoft.com/office/drawing/2016/ink" xmlns:am3d="http://schemas.microsoft.com/office/drawing/2017/model3d" xmlns:o="urn:schemas-microsoft-com:office:office" xmlns:oel="http://schemas.microsoft.com/office/2019/extlst" xmlns:r="http://schemas.openxmlformats.org/officeDocument/2006/relationships" xmlns:m="http://schemas.openxmlformats.org/officeDocument/2006/math" xmlns:v="urn:schemas-microsoft-com:vml" xmlns:wp14="http://schemas.microsoft.com/office/word/2010/wordprocessingDrawing" xmlns:wp="http://schemas.openxmlformats.org/drawingml/2006/wordprocessingDrawing" xmlns:w10="urn:schemas-microsoft-com:office:word" xmlns:w="http://schemas.openxmlformats.org/wordprocessingml/2006/main" xmlns:w14="http://schemas.microsoft.com/office/word/2010/wordml" xmlns:w15="http://schemas.microsoft.com/office/word/2012/wordml" xmlns:w16cex="http://schemas.microsoft.com/office/word/2018/wordml/cex" xmlns:w16cid="http://schemas.microsoft.com/office/word/2016/wordml/cid" xmlns:w16="http://schemas.microsoft.com/office/word/2018/wordml" xmlns:w16du="http://schemas.microsoft.com/office/word/2023/wordml/word16du" xmlns:w16sdtdh="http://schemas.microsoft.com/office/word/2020/wordml/sdtdatahash" xmlns:w16sdtfl="http://schemas.microsoft.com/office/word/2024/wordml/sdtformatlock" xmlns:w16se="http://schemas.microsoft.com/office/word/2015/wordml/symex" xmlns:wpg="http://schemas.microsoft.com/office/word/2010/wordprocessingGroup" xmlns:wpi="http://schemas.microsoft.com/office/word/2010/wordprocessingInk" xmlns:wne="http://schemas.microsoft.com/office/word/2006/wordml" xmlns:wps="http://schemas.microsoft.com/office/word/2010/wordprocessingShape" mc:Ignorable="w14 w15 w16se w16cid w16 w16cex w16sdtdh w16sdtfl w16du wp14">
   <w:footnote w:type="separator" w:id="-1">
@@ -30162,16 +30197,6 @@
 </file>
 
 <file path=word/header1.xml><?xml version="1.0" encoding="utf-8"?>
-<w:hdr xmlns:wpc="http://schemas.microsoft.com/office/word/2010/wordprocessingCanvas" xmlns:cx="http://schemas.microsoft.com/office/drawing/2014/chartex" xmlns:cx1="http://schemas.microsoft.com/office/drawing/2015/9/8/chartex" xmlns:cx2="http://schemas.microsoft.com/office/drawing/2015/10/21/chartex" xmlns:cx3="http://schemas.microsoft.com/office/drawing/2016/5/9/chartex" xmlns:cx4="http://schemas.microsoft.com/office/drawing/2016/5/10/chartex" xmlns:cx5="http://schemas.microsoft.com/office/drawing/2016/5/11/chartex" xmlns:cx6="http://schemas.microsoft.com/office/drawing/2016/5/12/chartex" xmlns:cx7="http://schemas.microsoft.com/office/drawing/2016/5/13/chartex" xmlns:cx8="http://schemas.microsoft.com/office/drawing/2016/5/14/chartex" xmlns:mc="http://schemas.openxmlformats.org/markup-compatibility/2006" xmlns:aink="http://schemas.microsoft.com/office/drawing/2016/ink" xmlns:am3d="http://schemas.microsoft.com/office/drawing/2017/model3d" xmlns:o="urn:schemas-microsoft-com:office:office" xmlns:oel="http://schemas.microsoft.com/office/2019/extlst" xmlns:r="http://schemas.openxmlformats.org/officeDocument/2006/relationships" xmlns:m="http://schemas.openxmlformats.org/officeDocument/2006/math" xmlns:v="urn:schemas-microsoft-com:vml" xmlns:wp14="http://schemas.microsoft.com/office/word/2010/wordprocessingDrawing" xmlns:wp="http://schemas.openxmlformats.org/drawingml/2006/wordprocessingDrawing" xmlns:w10="urn:schemas-microsoft-com:office:word" xmlns:w="http://schemas.openxmlformats.org/wordprocessingml/2006/main" xmlns:w14="http://schemas.microsoft.com/office/word/2010/wordml" xmlns:w15="http://schemas.microsoft.com/office/word/2012/wordml" xmlns:w16cex="http://schemas.microsoft.com/office/word/2018/wordml/cex" xmlns:w16cid="http://schemas.microsoft.com/office/word/2016/wordml/cid" xmlns:w16="http://schemas.microsoft.com/office/word/2018/wordml" xmlns:w16du="http://schemas.microsoft.com/office/word/2023/wordml/word16du" xmlns:w16sdtdh="http://schemas.microsoft.com/office/word/2020/wordml/sdtdatahash" xmlns:w16sdtfl="http://schemas.microsoft.com/office/word/2024/wordml/sdtformatlock" xmlns:w16se="http://schemas.microsoft.com/office/word/2015/wordml/symex" xmlns:wpg="http://schemas.microsoft.com/office/word/2010/wordprocessingGroup" xmlns:wpi="http://schemas.microsoft.com/office/word/2010/wordprocessingInk" xmlns:wne="http://schemas.microsoft.com/office/word/2006/wordml" xmlns:wps="http://schemas.microsoft.com/office/word/2010/wordprocessingShape" mc:Ignorable="w14 w15 w16se w16cid w16 w16cex w16sdtdh w16sdtfl w16du wp14">
-  <w:p>
-    <w:pPr>
-      <w:pStyle w:val="Header"/>
-    </w:pPr>
-  </w:p>
-</w:hdr>
-</file>
-
-<file path=word/header2.xml><?xml version="1.0" encoding="utf-8"?>
 <w:hdr xmlns:wpc="http://schemas.microsoft.com/office/word/2010/wordprocessingCanvas" xmlns:cx="http://schemas.microsoft.com/office/drawing/2014/chartex" xmlns:cx1="http://schemas.microsoft.com/office/drawing/2015/9/8/chartex" xmlns:cx2="http://schemas.microsoft.com/office/drawing/2015/10/21/chartex" xmlns:cx3="http://schemas.microsoft.com/office/drawing/2016/5/9/chartex" xmlns:cx4="http://schemas.microsoft.com/office/drawing/2016/5/10/chartex" xmlns:cx5="http://schemas.microsoft.com/office/drawing/2016/5/11/chartex" xmlns:cx6="http://schemas.microsoft.com/office/drawing/2016/5/12/chartex" xmlns:cx7="http://schemas.microsoft.com/office/drawing/2016/5/13/chartex" xmlns:cx8="http://schemas.microsoft.com/office/drawing/2016/5/14/chartex" xmlns:mc="http://schemas.openxmlformats.org/markup-compatibility/2006" xmlns:aink="http://schemas.microsoft.com/office/drawing/2016/ink" xmlns:am3d="http://schemas.microsoft.com/office/drawing/2017/model3d" xmlns:o="urn:schemas-microsoft-com:office:office" xmlns:oel="http://schemas.microsoft.com/office/2019/extlst" xmlns:r="http://schemas.openxmlformats.org/officeDocument/2006/relationships" xmlns:m="http://schemas.openxmlformats.org/officeDocument/2006/math" xmlns:v="urn:schemas-microsoft-com:vml" xmlns:wp14="http://schemas.microsoft.com/office/word/2010/wordprocessingDrawing" xmlns:wp="http://schemas.openxmlformats.org/drawingml/2006/wordprocessingDrawing" xmlns:w10="urn:schemas-microsoft-com:office:word" xmlns:w="http://schemas.openxmlformats.org/wordprocessingml/2006/main" xmlns:w14="http://schemas.microsoft.com/office/word/2010/wordml" xmlns:w15="http://schemas.microsoft.com/office/word/2012/wordml" xmlns:w16cex="http://schemas.microsoft.com/office/word/2018/wordml/cex" xmlns:w16cid="http://schemas.microsoft.com/office/word/2016/wordml/cid" xmlns:w16="http://schemas.microsoft.com/office/word/2018/wordml" xmlns:w16du="http://schemas.microsoft.com/office/word/2023/wordml/word16du" xmlns:w16sdtdh="http://schemas.microsoft.com/office/word/2020/wordml/sdtdatahash" xmlns:w16sdtfl="http://schemas.microsoft.com/office/word/2024/wordml/sdtformatlock" xmlns:w16se="http://schemas.microsoft.com/office/word/2015/wordml/symex" xmlns:wpg="http://schemas.microsoft.com/office/word/2010/wordprocessingGroup" xmlns:wpi="http://schemas.microsoft.com/office/word/2010/wordprocessingInk" xmlns:wne="http://schemas.microsoft.com/office/word/2006/wordml" xmlns:wps="http://schemas.microsoft.com/office/word/2010/wordprocessingShape" mc:Ignorable="w14 w15 w16se w16cid w16 w16cex w16sdtdh w16sdtfl w16du wp14">
   <w:tbl>
     <w:tblPr>
@@ -30471,16 +30496,6 @@
         <w:sz w:val="40"/>
         <w:szCs w:val="44"/>
       </w:rPr>
-    </w:pPr>
-  </w:p>
-</w:hdr>
-</file>
-
-<file path=word/header3.xml><?xml version="1.0" encoding="utf-8"?>
-<w:hdr xmlns:wpc="http://schemas.microsoft.com/office/word/2010/wordprocessingCanvas" xmlns:cx="http://schemas.microsoft.com/office/drawing/2014/chartex" xmlns:cx1="http://schemas.microsoft.com/office/drawing/2015/9/8/chartex" xmlns:cx2="http://schemas.microsoft.com/office/drawing/2015/10/21/chartex" xmlns:cx3="http://schemas.microsoft.com/office/drawing/2016/5/9/chartex" xmlns:cx4="http://schemas.microsoft.com/office/drawing/2016/5/10/chartex" xmlns:cx5="http://schemas.microsoft.com/office/drawing/2016/5/11/chartex" xmlns:cx6="http://schemas.microsoft.com/office/drawing/2016/5/12/chartex" xmlns:cx7="http://schemas.microsoft.com/office/drawing/2016/5/13/chartex" xmlns:cx8="http://schemas.microsoft.com/office/drawing/2016/5/14/chartex" xmlns:mc="http://schemas.openxmlformats.org/markup-compatibility/2006" xmlns:aink="http://schemas.microsoft.com/office/drawing/2016/ink" xmlns:am3d="http://schemas.microsoft.com/office/drawing/2017/model3d" xmlns:o="urn:schemas-microsoft-com:office:office" xmlns:oel="http://schemas.microsoft.com/office/2019/extlst" xmlns:r="http://schemas.openxmlformats.org/officeDocument/2006/relationships" xmlns:m="http://schemas.openxmlformats.org/officeDocument/2006/math" xmlns:v="urn:schemas-microsoft-com:vml" xmlns:wp14="http://schemas.microsoft.com/office/word/2010/wordprocessingDrawing" xmlns:wp="http://schemas.openxmlformats.org/drawingml/2006/wordprocessingDrawing" xmlns:w10="urn:schemas-microsoft-com:office:word" xmlns:w="http://schemas.openxmlformats.org/wordprocessingml/2006/main" xmlns:w14="http://schemas.microsoft.com/office/word/2010/wordml" xmlns:w15="http://schemas.microsoft.com/office/word/2012/wordml" xmlns:w16cex="http://schemas.microsoft.com/office/word/2018/wordml/cex" xmlns:w16cid="http://schemas.microsoft.com/office/word/2016/wordml/cid" xmlns:w16="http://schemas.microsoft.com/office/word/2018/wordml" xmlns:w16du="http://schemas.microsoft.com/office/word/2023/wordml/word16du" xmlns:w16sdtdh="http://schemas.microsoft.com/office/word/2020/wordml/sdtdatahash" xmlns:w16sdtfl="http://schemas.microsoft.com/office/word/2024/wordml/sdtformatlock" xmlns:w16se="http://schemas.microsoft.com/office/word/2015/wordml/symex" xmlns:wpg="http://schemas.microsoft.com/office/word/2010/wordprocessingGroup" xmlns:wpi="http://schemas.microsoft.com/office/word/2010/wordprocessingInk" xmlns:wne="http://schemas.microsoft.com/office/word/2006/wordml" xmlns:wps="http://schemas.microsoft.com/office/word/2010/wordprocessingShape" mc:Ignorable="w14 w15 w16se w16cid w16 w16cex w16sdtdh w16sdtfl w16du wp14">
-  <w:p>
-    <w:pPr>
-      <w:pStyle w:val="Header"/>
     </w:pPr>
   </w:p>
 </w:hdr>
@@ -32920,6 +32935,7 @@
   <w:style w:type="character" w:default="1" w:styleId="DefaultParagraphFont">
     <w:name w:val="Default Paragraph Font"/>
     <w:uiPriority w:val="1"/>
+    <w:semiHidden/>
     <w:unhideWhenUsed/>
   </w:style>
   <w:style w:type="table" w:default="1" w:styleId="TableNormal">
